--- a/docs/patent/word/final/01_特許願.docx
+++ b/docs/patent/word/final/01_特許願.docx
@@ -166,19 +166,6 @@
           <w:sz w:val="22"/>
           <w:szCs w:val="22"/>
         </w:rPr>
-        <w:t xml:space="preserve">|------|------|</w:t>
-      </w:r>
-    </w:p>
-    <w:p>
-      <w:pPr>
-        <w:spacing w:after="120" w:line="360"/>
-      </w:pPr>
-      <w:r>
-        <w:rPr>
-          <w:rFonts w:ascii="游明朝" w:cs="游明朝" w:eastAsia="游明朝" w:hAnsi="游明朝"/>
-          <w:sz w:val="22"/>
-          <w:szCs w:val="22"/>
-        </w:rPr>
         <w:t xml:space="preserve">　【氏名】　｜　宮田 浩伸（ミヤタ ヒロノブ）</w:t>
       </w:r>
     </w:p>
@@ -237,19 +224,6 @@
           <w:sz w:val="22"/>
           <w:szCs w:val="22"/>
         </w:rPr>
-        <w:t xml:space="preserve">|------|------|</w:t>
-      </w:r>
-    </w:p>
-    <w:p>
-      <w:pPr>
-        <w:spacing w:after="120" w:line="360"/>
-      </w:pPr>
-      <w:r>
-        <w:rPr>
-          <w:rFonts w:ascii="游明朝" w:cs="游明朝" w:eastAsia="游明朝" w:hAnsi="游明朝"/>
-          <w:sz w:val="22"/>
-          <w:szCs w:val="22"/>
-        </w:rPr>
         <w:t xml:space="preserve">　【氏名又は名称】　｜　宮田 浩伸</w:t>
       </w:r>
     </w:p>
@@ -353,19 +327,6 @@
           <w:sz w:val="22"/>
           <w:szCs w:val="22"/>
         </w:rPr>
-        <w:t xml:space="preserve">|------|------|</w:t>
-      </w:r>
-    </w:p>
-    <w:p>
-      <w:pPr>
-        <w:spacing w:after="120" w:line="360"/>
-      </w:pPr>
-      <w:r>
-        <w:rPr>
-          <w:rFonts w:ascii="游明朝" w:cs="游明朝" w:eastAsia="游明朝" w:hAnsi="游明朝"/>
-          <w:sz w:val="22"/>
-          <w:szCs w:val="22"/>
-        </w:rPr>
         <w:t xml:space="preserve">　【予納台帳番号】　｜　（電子出願ソフトで設定）</w:t>
       </w:r>
     </w:p>
@@ -412,19 +373,6 @@
           <w:szCs w:val="22"/>
         </w:rPr>
         <w:t xml:space="preserve">　#　｜　書類名</w:t>
-      </w:r>
-    </w:p>
-    <w:p>
-      <w:pPr>
-        <w:spacing w:after="120" w:line="360"/>
-      </w:pPr>
-      <w:r>
-        <w:rPr>
-          <w:rFonts w:ascii="游明朝" w:cs="游明朝" w:eastAsia="游明朝" w:hAnsi="游明朝"/>
-          <w:sz w:val="22"/>
-          <w:szCs w:val="22"/>
-        </w:rPr>
-        <w:t xml:space="preserve">|---|--------|</w:t>
       </w:r>
     </w:p>
     <w:p>

--- a/docs/patent/word/final/01_特許願.docx
+++ b/docs/patent/word/final/01_特許願.docx
@@ -20,14 +20,6 @@
       <w:pPr>
         <w:spacing w:after="120" w:line="360"/>
       </w:pPr>
-      <w:r>
-        <w:rPr>
-          <w:rFonts w:ascii="游明朝" w:cs="游明朝" w:eastAsia="游明朝" w:hAnsi="游明朝"/>
-          <w:sz w:val="22"/>
-          <w:szCs w:val="22"/>
-        </w:rPr>
-        <w:t xml:space="preserve"/>
-      </w:r>
       <w:r>
         <w:rPr>
           <w:rFonts w:ascii="游明朝" w:cs="游明朝" w:eastAsia="游明朝" w:hAnsi="游明朝"/>
@@ -59,14 +51,6 @@
       <w:r>
         <w:rPr>
           <w:rFonts w:ascii="游明朝" w:cs="游明朝" w:eastAsia="游明朝" w:hAnsi="游明朝"/>
-          <w:sz w:val="22"/>
-          <w:szCs w:val="22"/>
-        </w:rPr>
-        <w:t xml:space="preserve"/>
-      </w:r>
-      <w:r>
-        <w:rPr>
-          <w:rFonts w:ascii="游明朝" w:cs="游明朝" w:eastAsia="游明朝" w:hAnsi="游明朝"/>
           <w:b/>
           <w:bCs/>
           <w:sz w:val="22"/>
@@ -92,14 +76,6 @@
       <w:pPr>
         <w:spacing w:after="120" w:line="360"/>
       </w:pPr>
-      <w:r>
-        <w:rPr>
-          <w:rFonts w:ascii="游明朝" w:cs="游明朝" w:eastAsia="游明朝" w:hAnsi="游明朝"/>
-          <w:sz w:val="22"/>
-          <w:szCs w:val="22"/>
-        </w:rPr>
-        <w:t xml:space="preserve"/>
-      </w:r>
       <w:r>
         <w:rPr>
           <w:rFonts w:ascii="游明朝" w:cs="游明朝" w:eastAsia="游明朝" w:hAnsi="游明朝"/>
@@ -131,6 +107,11 @@
     </w:p>
     <w:p>
       <w:pPr>
+        <w:spacing w:after="120"/>
+      </w:pPr>
+    </w:p>
+    <w:p>
+      <w:pPr>
         <w:pStyle w:val="Heading2"/>
         <w:spacing w:after="120" w:before="240"/>
       </w:pPr>
@@ -143,44 +124,162 @@
         <w:spacing w:after="120"/>
       </w:pPr>
     </w:p>
-    <w:p>
-      <w:pPr>
-        <w:spacing w:after="120" w:line="360"/>
-      </w:pPr>
-      <w:r>
-        <w:rPr>
-          <w:rFonts w:ascii="游明朝" w:cs="游明朝" w:eastAsia="游明朝" w:hAnsi="游明朝"/>
-          <w:sz w:val="22"/>
-          <w:szCs w:val="22"/>
-        </w:rPr>
-        <w:t xml:space="preserve">　項目　｜　内容</w:t>
-      </w:r>
-    </w:p>
-    <w:p>
-      <w:pPr>
-        <w:spacing w:after="120" w:line="360"/>
-      </w:pPr>
-      <w:r>
-        <w:rPr>
-          <w:rFonts w:ascii="游明朝" w:cs="游明朝" w:eastAsia="游明朝" w:hAnsi="游明朝"/>
-          <w:sz w:val="22"/>
-          <w:szCs w:val="22"/>
-        </w:rPr>
-        <w:t xml:space="preserve">　【氏名】　｜　宮田 浩伸（ミヤタ ヒロノブ）</w:t>
-      </w:r>
-    </w:p>
-    <w:p>
-      <w:pPr>
-        <w:spacing w:after="120" w:line="360"/>
-      </w:pPr>
-      <w:r>
-        <w:rPr>
-          <w:rFonts w:ascii="游明朝" w:cs="游明朝" w:eastAsia="游明朝" w:hAnsi="游明朝"/>
-          <w:sz w:val="22"/>
-          <w:szCs w:val="22"/>
-        </w:rPr>
-        <w:t xml:space="preserve">　【住所又は居所】　｜　東京都港区六本木五丁目11番20号404号室</w:t>
-      </w:r>
+    <w:tbl>
+      <w:tblPr>
+        <w:tblW w:type="pct" w:w="100%"/>
+        <w:tblBorders>
+          <w:top w:val="single" w:color="auto" w:sz="4"/>
+          <w:left w:val="single" w:color="auto" w:sz="4"/>
+          <w:bottom w:val="single" w:color="auto" w:sz="4"/>
+          <w:right w:val="single" w:color="auto" w:sz="4"/>
+          <w:insideH w:val="single" w:color="auto" w:sz="4"/>
+          <w:insideV w:val="single" w:color="auto" w:sz="4"/>
+        </w:tblBorders>
+      </w:tblPr>
+      <w:tblGrid>
+        <w:gridCol w:w="100"/>
+        <w:gridCol w:w="100"/>
+      </w:tblGrid>
+      <w:tr>
+        <w:trPr>
+          <w:tblHeader/>
+        </w:trPr>
+        <w:tc>
+          <w:tcPr>
+            <w:tcBorders>
+              <w:top w:val="single" w:color="000000" w:sz="4"/>
+              <w:left w:val="single" w:color="000000" w:sz="4"/>
+              <w:bottom w:val="single" w:color="000000" w:sz="4"/>
+              <w:right w:val="single" w:color="000000" w:sz="4"/>
+            </w:tcBorders>
+            <w:shd w:fill="EEEEEE"/>
+          </w:tcPr>
+          <w:p>
+            <w:r>
+              <w:rPr>
+                <w:rFonts w:ascii="游明朝" w:cs="游明朝" w:eastAsia="游明朝" w:hAnsi="游明朝"/>
+                <w:b/>
+                <w:bCs/>
+                <w:sz w:val="22"/>
+                <w:szCs w:val="22"/>
+              </w:rPr>
+              <w:t xml:space="preserve">項目</w:t>
+            </w:r>
+          </w:p>
+        </w:tc>
+        <w:tc>
+          <w:tcPr>
+            <w:tcBorders>
+              <w:top w:val="single" w:color="000000" w:sz="4"/>
+              <w:left w:val="single" w:color="000000" w:sz="4"/>
+              <w:bottom w:val="single" w:color="000000" w:sz="4"/>
+              <w:right w:val="single" w:color="000000" w:sz="4"/>
+            </w:tcBorders>
+            <w:shd w:fill="EEEEEE"/>
+          </w:tcPr>
+          <w:p>
+            <w:r>
+              <w:rPr>
+                <w:rFonts w:ascii="游明朝" w:cs="游明朝" w:eastAsia="游明朝" w:hAnsi="游明朝"/>
+                <w:b/>
+                <w:bCs/>
+                <w:sz w:val="22"/>
+                <w:szCs w:val="22"/>
+              </w:rPr>
+              <w:t xml:space="preserve">内容</w:t>
+            </w:r>
+          </w:p>
+        </w:tc>
+      </w:tr>
+      <w:tr>
+        <w:tc>
+          <w:tcPr>
+            <w:tcBorders>
+              <w:top w:val="single" w:color="000000" w:sz="4"/>
+              <w:left w:val="single" w:color="000000" w:sz="4"/>
+              <w:bottom w:val="single" w:color="000000" w:sz="4"/>
+              <w:right w:val="single" w:color="000000" w:sz="4"/>
+            </w:tcBorders>
+          </w:tcPr>
+          <w:p>
+            <w:r>
+              <w:rPr>
+                <w:rFonts w:ascii="游明朝" w:cs="游明朝" w:eastAsia="游明朝" w:hAnsi="游明朝"/>
+                <w:sz w:val="22"/>
+                <w:szCs w:val="22"/>
+              </w:rPr>
+              <w:t xml:space="preserve">【氏名】</w:t>
+            </w:r>
+          </w:p>
+        </w:tc>
+        <w:tc>
+          <w:tcPr>
+            <w:tcBorders>
+              <w:top w:val="single" w:color="000000" w:sz="4"/>
+              <w:left w:val="single" w:color="000000" w:sz="4"/>
+              <w:bottom w:val="single" w:color="000000" w:sz="4"/>
+              <w:right w:val="single" w:color="000000" w:sz="4"/>
+            </w:tcBorders>
+          </w:tcPr>
+          <w:p>
+            <w:r>
+              <w:rPr>
+                <w:rFonts w:ascii="游明朝" w:cs="游明朝" w:eastAsia="游明朝" w:hAnsi="游明朝"/>
+                <w:sz w:val="22"/>
+                <w:szCs w:val="22"/>
+              </w:rPr>
+              <w:t xml:space="preserve">宮田 浩伸（ミヤタ ヒロノブ）</w:t>
+            </w:r>
+          </w:p>
+        </w:tc>
+      </w:tr>
+      <w:tr>
+        <w:tc>
+          <w:tcPr>
+            <w:tcBorders>
+              <w:top w:val="single" w:color="000000" w:sz="4"/>
+              <w:left w:val="single" w:color="000000" w:sz="4"/>
+              <w:bottom w:val="single" w:color="000000" w:sz="4"/>
+              <w:right w:val="single" w:color="000000" w:sz="4"/>
+            </w:tcBorders>
+          </w:tcPr>
+          <w:p>
+            <w:r>
+              <w:rPr>
+                <w:rFonts w:ascii="游明朝" w:cs="游明朝" w:eastAsia="游明朝" w:hAnsi="游明朝"/>
+                <w:sz w:val="22"/>
+                <w:szCs w:val="22"/>
+              </w:rPr>
+              <w:t xml:space="preserve">【住所又は居所】</w:t>
+            </w:r>
+          </w:p>
+        </w:tc>
+        <w:tc>
+          <w:tcPr>
+            <w:tcBorders>
+              <w:top w:val="single" w:color="000000" w:sz="4"/>
+              <w:left w:val="single" w:color="000000" w:sz="4"/>
+              <w:bottom w:val="single" w:color="000000" w:sz="4"/>
+              <w:right w:val="single" w:color="000000" w:sz="4"/>
+            </w:tcBorders>
+          </w:tcPr>
+          <w:p>
+            <w:r>
+              <w:rPr>
+                <w:rFonts w:ascii="游明朝" w:cs="游明朝" w:eastAsia="游明朝" w:hAnsi="游明朝"/>
+                <w:sz w:val="22"/>
+                <w:szCs w:val="22"/>
+              </w:rPr>
+              <w:t xml:space="preserve">東京都港区六本木五丁目11番20号404号室</w:t>
+            </w:r>
+          </w:p>
+        </w:tc>
+      </w:tr>
+    </w:tbl>
+    <w:p>
+      <w:pPr>
+        <w:spacing w:after="120"/>
+      </w:pPr>
     </w:p>
     <w:p>
       <w:pPr>
@@ -201,57 +300,204 @@
         <w:spacing w:after="120"/>
       </w:pPr>
     </w:p>
-    <w:p>
-      <w:pPr>
-        <w:spacing w:after="120" w:line="360"/>
-      </w:pPr>
-      <w:r>
-        <w:rPr>
-          <w:rFonts w:ascii="游明朝" w:cs="游明朝" w:eastAsia="游明朝" w:hAnsi="游明朝"/>
-          <w:sz w:val="22"/>
-          <w:szCs w:val="22"/>
-        </w:rPr>
-        <w:t xml:space="preserve">　項目　｜　内容</w:t>
-      </w:r>
-    </w:p>
-    <w:p>
-      <w:pPr>
-        <w:spacing w:after="120" w:line="360"/>
-      </w:pPr>
-      <w:r>
-        <w:rPr>
-          <w:rFonts w:ascii="游明朝" w:cs="游明朝" w:eastAsia="游明朝" w:hAnsi="游明朝"/>
-          <w:sz w:val="22"/>
-          <w:szCs w:val="22"/>
-        </w:rPr>
-        <w:t xml:space="preserve">　【氏名又は名称】　｜　宮田 浩伸</w:t>
-      </w:r>
-    </w:p>
-    <w:p>
-      <w:pPr>
-        <w:spacing w:after="120" w:line="360"/>
-      </w:pPr>
-      <w:r>
-        <w:rPr>
-          <w:rFonts w:ascii="游明朝" w:cs="游明朝" w:eastAsia="游明朝" w:hAnsi="游明朝"/>
-          <w:sz w:val="22"/>
-          <w:szCs w:val="22"/>
-        </w:rPr>
-        <w:t xml:space="preserve">　【住所又は居所】　｜　東京都港区六本木五丁目11番20号404号室</w:t>
-      </w:r>
-    </w:p>
-    <w:p>
-      <w:pPr>
-        <w:spacing w:after="120" w:line="360"/>
-      </w:pPr>
-      <w:r>
-        <w:rPr>
-          <w:rFonts w:ascii="游明朝" w:cs="游明朝" w:eastAsia="游明朝" w:hAnsi="游明朝"/>
-          <w:sz w:val="22"/>
-          <w:szCs w:val="22"/>
-        </w:rPr>
-        <w:t xml:space="preserve">　【電話番号】　｜　090-6549-9359</w:t>
-      </w:r>
+    <w:tbl>
+      <w:tblPr>
+        <w:tblW w:type="pct" w:w="100%"/>
+        <w:tblBorders>
+          <w:top w:val="single" w:color="auto" w:sz="4"/>
+          <w:left w:val="single" w:color="auto" w:sz="4"/>
+          <w:bottom w:val="single" w:color="auto" w:sz="4"/>
+          <w:right w:val="single" w:color="auto" w:sz="4"/>
+          <w:insideH w:val="single" w:color="auto" w:sz="4"/>
+          <w:insideV w:val="single" w:color="auto" w:sz="4"/>
+        </w:tblBorders>
+      </w:tblPr>
+      <w:tblGrid>
+        <w:gridCol w:w="100"/>
+        <w:gridCol w:w="100"/>
+      </w:tblGrid>
+      <w:tr>
+        <w:trPr>
+          <w:tblHeader/>
+        </w:trPr>
+        <w:tc>
+          <w:tcPr>
+            <w:tcBorders>
+              <w:top w:val="single" w:color="000000" w:sz="4"/>
+              <w:left w:val="single" w:color="000000" w:sz="4"/>
+              <w:bottom w:val="single" w:color="000000" w:sz="4"/>
+              <w:right w:val="single" w:color="000000" w:sz="4"/>
+            </w:tcBorders>
+            <w:shd w:fill="EEEEEE"/>
+          </w:tcPr>
+          <w:p>
+            <w:r>
+              <w:rPr>
+                <w:rFonts w:ascii="游明朝" w:cs="游明朝" w:eastAsia="游明朝" w:hAnsi="游明朝"/>
+                <w:b/>
+                <w:bCs/>
+                <w:sz w:val="22"/>
+                <w:szCs w:val="22"/>
+              </w:rPr>
+              <w:t xml:space="preserve">項目</w:t>
+            </w:r>
+          </w:p>
+        </w:tc>
+        <w:tc>
+          <w:tcPr>
+            <w:tcBorders>
+              <w:top w:val="single" w:color="000000" w:sz="4"/>
+              <w:left w:val="single" w:color="000000" w:sz="4"/>
+              <w:bottom w:val="single" w:color="000000" w:sz="4"/>
+              <w:right w:val="single" w:color="000000" w:sz="4"/>
+            </w:tcBorders>
+            <w:shd w:fill="EEEEEE"/>
+          </w:tcPr>
+          <w:p>
+            <w:r>
+              <w:rPr>
+                <w:rFonts w:ascii="游明朝" w:cs="游明朝" w:eastAsia="游明朝" w:hAnsi="游明朝"/>
+                <w:b/>
+                <w:bCs/>
+                <w:sz w:val="22"/>
+                <w:szCs w:val="22"/>
+              </w:rPr>
+              <w:t xml:space="preserve">内容</w:t>
+            </w:r>
+          </w:p>
+        </w:tc>
+      </w:tr>
+      <w:tr>
+        <w:tc>
+          <w:tcPr>
+            <w:tcBorders>
+              <w:top w:val="single" w:color="000000" w:sz="4"/>
+              <w:left w:val="single" w:color="000000" w:sz="4"/>
+              <w:bottom w:val="single" w:color="000000" w:sz="4"/>
+              <w:right w:val="single" w:color="000000" w:sz="4"/>
+            </w:tcBorders>
+          </w:tcPr>
+          <w:p>
+            <w:r>
+              <w:rPr>
+                <w:rFonts w:ascii="游明朝" w:cs="游明朝" w:eastAsia="游明朝" w:hAnsi="游明朝"/>
+                <w:sz w:val="22"/>
+                <w:szCs w:val="22"/>
+              </w:rPr>
+              <w:t xml:space="preserve">【氏名又は名称】</w:t>
+            </w:r>
+          </w:p>
+        </w:tc>
+        <w:tc>
+          <w:tcPr>
+            <w:tcBorders>
+              <w:top w:val="single" w:color="000000" w:sz="4"/>
+              <w:left w:val="single" w:color="000000" w:sz="4"/>
+              <w:bottom w:val="single" w:color="000000" w:sz="4"/>
+              <w:right w:val="single" w:color="000000" w:sz="4"/>
+            </w:tcBorders>
+          </w:tcPr>
+          <w:p>
+            <w:r>
+              <w:rPr>
+                <w:rFonts w:ascii="游明朝" w:cs="游明朝" w:eastAsia="游明朝" w:hAnsi="游明朝"/>
+                <w:sz w:val="22"/>
+                <w:szCs w:val="22"/>
+              </w:rPr>
+              <w:t xml:space="preserve">宮田 浩伸</w:t>
+            </w:r>
+          </w:p>
+        </w:tc>
+      </w:tr>
+      <w:tr>
+        <w:tc>
+          <w:tcPr>
+            <w:tcBorders>
+              <w:top w:val="single" w:color="000000" w:sz="4"/>
+              <w:left w:val="single" w:color="000000" w:sz="4"/>
+              <w:bottom w:val="single" w:color="000000" w:sz="4"/>
+              <w:right w:val="single" w:color="000000" w:sz="4"/>
+            </w:tcBorders>
+          </w:tcPr>
+          <w:p>
+            <w:r>
+              <w:rPr>
+                <w:rFonts w:ascii="游明朝" w:cs="游明朝" w:eastAsia="游明朝" w:hAnsi="游明朝"/>
+                <w:sz w:val="22"/>
+                <w:szCs w:val="22"/>
+              </w:rPr>
+              <w:t xml:space="preserve">【住所又は居所】</w:t>
+            </w:r>
+          </w:p>
+        </w:tc>
+        <w:tc>
+          <w:tcPr>
+            <w:tcBorders>
+              <w:top w:val="single" w:color="000000" w:sz="4"/>
+              <w:left w:val="single" w:color="000000" w:sz="4"/>
+              <w:bottom w:val="single" w:color="000000" w:sz="4"/>
+              <w:right w:val="single" w:color="000000" w:sz="4"/>
+            </w:tcBorders>
+          </w:tcPr>
+          <w:p>
+            <w:r>
+              <w:rPr>
+                <w:rFonts w:ascii="游明朝" w:cs="游明朝" w:eastAsia="游明朝" w:hAnsi="游明朝"/>
+                <w:sz w:val="22"/>
+                <w:szCs w:val="22"/>
+              </w:rPr>
+              <w:t xml:space="preserve">東京都港区六本木五丁目11番20号404号室</w:t>
+            </w:r>
+          </w:p>
+        </w:tc>
+      </w:tr>
+      <w:tr>
+        <w:tc>
+          <w:tcPr>
+            <w:tcBorders>
+              <w:top w:val="single" w:color="000000" w:sz="4"/>
+              <w:left w:val="single" w:color="000000" w:sz="4"/>
+              <w:bottom w:val="single" w:color="000000" w:sz="4"/>
+              <w:right w:val="single" w:color="000000" w:sz="4"/>
+            </w:tcBorders>
+          </w:tcPr>
+          <w:p>
+            <w:r>
+              <w:rPr>
+                <w:rFonts w:ascii="游明朝" w:cs="游明朝" w:eastAsia="游明朝" w:hAnsi="游明朝"/>
+                <w:sz w:val="22"/>
+                <w:szCs w:val="22"/>
+              </w:rPr>
+              <w:t xml:space="preserve">【電話番号】</w:t>
+            </w:r>
+          </w:p>
+        </w:tc>
+        <w:tc>
+          <w:tcPr>
+            <w:tcBorders>
+              <w:top w:val="single" w:color="000000" w:sz="4"/>
+              <w:left w:val="single" w:color="000000" w:sz="4"/>
+              <w:bottom w:val="single" w:color="000000" w:sz="4"/>
+              <w:right w:val="single" w:color="000000" w:sz="4"/>
+            </w:tcBorders>
+          </w:tcPr>
+          <w:p>
+            <w:r>
+              <w:rPr>
+                <w:rFonts w:ascii="游明朝" w:cs="游明朝" w:eastAsia="游明朝" w:hAnsi="游明朝"/>
+                <w:sz w:val="22"/>
+                <w:szCs w:val="22"/>
+              </w:rPr>
+              <w:t xml:space="preserve">090-6549-9359</w:t>
+            </w:r>
+          </w:p>
+        </w:tc>
+      </w:tr>
+    </w:tbl>
+    <w:p>
+      <w:pPr>
+        <w:spacing w:after="120"/>
+      </w:pPr>
     </w:p>
     <w:p>
       <w:pPr>
@@ -304,44 +550,162 @@
         <w:spacing w:after="120"/>
       </w:pPr>
     </w:p>
-    <w:p>
-      <w:pPr>
-        <w:spacing w:after="120" w:line="360"/>
-      </w:pPr>
-      <w:r>
-        <w:rPr>
-          <w:rFonts w:ascii="游明朝" w:cs="游明朝" w:eastAsia="游明朝" w:hAnsi="游明朝"/>
-          <w:sz w:val="22"/>
-          <w:szCs w:val="22"/>
-        </w:rPr>
-        <w:t xml:space="preserve">　項目　｜　内容</w:t>
-      </w:r>
-    </w:p>
-    <w:p>
-      <w:pPr>
-        <w:spacing w:after="120" w:line="360"/>
-      </w:pPr>
-      <w:r>
-        <w:rPr>
-          <w:rFonts w:ascii="游明朝" w:cs="游明朝" w:eastAsia="游明朝" w:hAnsi="游明朝"/>
-          <w:sz w:val="22"/>
-          <w:szCs w:val="22"/>
-        </w:rPr>
-        <w:t xml:space="preserve">　【予納台帳番号】　｜　（電子出願ソフトで設定）</w:t>
-      </w:r>
-    </w:p>
-    <w:p>
-      <w:pPr>
-        <w:spacing w:after="120" w:line="360"/>
-      </w:pPr>
-      <w:r>
-        <w:rPr>
-          <w:rFonts w:ascii="游明朝" w:cs="游明朝" w:eastAsia="游明朝" w:hAnsi="游明朝"/>
-          <w:sz w:val="22"/>
-          <w:szCs w:val="22"/>
-        </w:rPr>
-        <w:t xml:space="preserve">　【納付金額】　｜　14,000円</w:t>
-      </w:r>
+    <w:tbl>
+      <w:tblPr>
+        <w:tblW w:type="pct" w:w="100%"/>
+        <w:tblBorders>
+          <w:top w:val="single" w:color="auto" w:sz="4"/>
+          <w:left w:val="single" w:color="auto" w:sz="4"/>
+          <w:bottom w:val="single" w:color="auto" w:sz="4"/>
+          <w:right w:val="single" w:color="auto" w:sz="4"/>
+          <w:insideH w:val="single" w:color="auto" w:sz="4"/>
+          <w:insideV w:val="single" w:color="auto" w:sz="4"/>
+        </w:tblBorders>
+      </w:tblPr>
+      <w:tblGrid>
+        <w:gridCol w:w="100"/>
+        <w:gridCol w:w="100"/>
+      </w:tblGrid>
+      <w:tr>
+        <w:trPr>
+          <w:tblHeader/>
+        </w:trPr>
+        <w:tc>
+          <w:tcPr>
+            <w:tcBorders>
+              <w:top w:val="single" w:color="000000" w:sz="4"/>
+              <w:left w:val="single" w:color="000000" w:sz="4"/>
+              <w:bottom w:val="single" w:color="000000" w:sz="4"/>
+              <w:right w:val="single" w:color="000000" w:sz="4"/>
+            </w:tcBorders>
+            <w:shd w:fill="EEEEEE"/>
+          </w:tcPr>
+          <w:p>
+            <w:r>
+              <w:rPr>
+                <w:rFonts w:ascii="游明朝" w:cs="游明朝" w:eastAsia="游明朝" w:hAnsi="游明朝"/>
+                <w:b/>
+                <w:bCs/>
+                <w:sz w:val="22"/>
+                <w:szCs w:val="22"/>
+              </w:rPr>
+              <w:t xml:space="preserve">項目</w:t>
+            </w:r>
+          </w:p>
+        </w:tc>
+        <w:tc>
+          <w:tcPr>
+            <w:tcBorders>
+              <w:top w:val="single" w:color="000000" w:sz="4"/>
+              <w:left w:val="single" w:color="000000" w:sz="4"/>
+              <w:bottom w:val="single" w:color="000000" w:sz="4"/>
+              <w:right w:val="single" w:color="000000" w:sz="4"/>
+            </w:tcBorders>
+            <w:shd w:fill="EEEEEE"/>
+          </w:tcPr>
+          <w:p>
+            <w:r>
+              <w:rPr>
+                <w:rFonts w:ascii="游明朝" w:cs="游明朝" w:eastAsia="游明朝" w:hAnsi="游明朝"/>
+                <w:b/>
+                <w:bCs/>
+                <w:sz w:val="22"/>
+                <w:szCs w:val="22"/>
+              </w:rPr>
+              <w:t xml:space="preserve">内容</w:t>
+            </w:r>
+          </w:p>
+        </w:tc>
+      </w:tr>
+      <w:tr>
+        <w:tc>
+          <w:tcPr>
+            <w:tcBorders>
+              <w:top w:val="single" w:color="000000" w:sz="4"/>
+              <w:left w:val="single" w:color="000000" w:sz="4"/>
+              <w:bottom w:val="single" w:color="000000" w:sz="4"/>
+              <w:right w:val="single" w:color="000000" w:sz="4"/>
+            </w:tcBorders>
+          </w:tcPr>
+          <w:p>
+            <w:r>
+              <w:rPr>
+                <w:rFonts w:ascii="游明朝" w:cs="游明朝" w:eastAsia="游明朝" w:hAnsi="游明朝"/>
+                <w:sz w:val="22"/>
+                <w:szCs w:val="22"/>
+              </w:rPr>
+              <w:t xml:space="preserve">【予納台帳番号】</w:t>
+            </w:r>
+          </w:p>
+        </w:tc>
+        <w:tc>
+          <w:tcPr>
+            <w:tcBorders>
+              <w:top w:val="single" w:color="000000" w:sz="4"/>
+              <w:left w:val="single" w:color="000000" w:sz="4"/>
+              <w:bottom w:val="single" w:color="000000" w:sz="4"/>
+              <w:right w:val="single" w:color="000000" w:sz="4"/>
+            </w:tcBorders>
+          </w:tcPr>
+          <w:p>
+            <w:r>
+              <w:rPr>
+                <w:rFonts w:ascii="游明朝" w:cs="游明朝" w:eastAsia="游明朝" w:hAnsi="游明朝"/>
+                <w:sz w:val="22"/>
+                <w:szCs w:val="22"/>
+              </w:rPr>
+              <w:t xml:space="preserve">（電子出願ソフトで設定）</w:t>
+            </w:r>
+          </w:p>
+        </w:tc>
+      </w:tr>
+      <w:tr>
+        <w:tc>
+          <w:tcPr>
+            <w:tcBorders>
+              <w:top w:val="single" w:color="000000" w:sz="4"/>
+              <w:left w:val="single" w:color="000000" w:sz="4"/>
+              <w:bottom w:val="single" w:color="000000" w:sz="4"/>
+              <w:right w:val="single" w:color="000000" w:sz="4"/>
+            </w:tcBorders>
+          </w:tcPr>
+          <w:p>
+            <w:r>
+              <w:rPr>
+                <w:rFonts w:ascii="游明朝" w:cs="游明朝" w:eastAsia="游明朝" w:hAnsi="游明朝"/>
+                <w:sz w:val="22"/>
+                <w:szCs w:val="22"/>
+              </w:rPr>
+              <w:t xml:space="preserve">【納付金額】</w:t>
+            </w:r>
+          </w:p>
+        </w:tc>
+        <w:tc>
+          <w:tcPr>
+            <w:tcBorders>
+              <w:top w:val="single" w:color="000000" w:sz="4"/>
+              <w:left w:val="single" w:color="000000" w:sz="4"/>
+              <w:bottom w:val="single" w:color="000000" w:sz="4"/>
+              <w:right w:val="single" w:color="000000" w:sz="4"/>
+            </w:tcBorders>
+          </w:tcPr>
+          <w:p>
+            <w:r>
+              <w:rPr>
+                <w:rFonts w:ascii="游明朝" w:cs="游明朝" w:eastAsia="游明朝" w:hAnsi="游明朝"/>
+                <w:sz w:val="22"/>
+                <w:szCs w:val="22"/>
+              </w:rPr>
+              <w:t xml:space="preserve">14,000円</w:t>
+            </w:r>
+          </w:p>
+        </w:tc>
+      </w:tr>
+    </w:tbl>
+    <w:p>
+      <w:pPr>
+        <w:spacing w:after="120"/>
+      </w:pPr>
     </w:p>
     <w:p>
       <w:pPr>
@@ -362,70 +726,246 @@
         <w:spacing w:after="120"/>
       </w:pPr>
     </w:p>
-    <w:p>
-      <w:pPr>
-        <w:spacing w:after="120" w:line="360"/>
-      </w:pPr>
-      <w:r>
-        <w:rPr>
-          <w:rFonts w:ascii="游明朝" w:cs="游明朝" w:eastAsia="游明朝" w:hAnsi="游明朝"/>
-          <w:sz w:val="22"/>
-          <w:szCs w:val="22"/>
-        </w:rPr>
-        <w:t xml:space="preserve">　#　｜　書類名</w:t>
-      </w:r>
-    </w:p>
-    <w:p>
-      <w:pPr>
-        <w:spacing w:after="120" w:line="360"/>
-      </w:pPr>
-      <w:r>
-        <w:rPr>
-          <w:rFonts w:ascii="游明朝" w:cs="游明朝" w:eastAsia="游明朝" w:hAnsi="游明朝"/>
-          <w:sz w:val="22"/>
-          <w:szCs w:val="22"/>
-        </w:rPr>
-        <w:t xml:space="preserve">　1　｜　明細書</w:t>
-      </w:r>
-    </w:p>
-    <w:p>
-      <w:pPr>
-        <w:spacing w:after="120" w:line="360"/>
-      </w:pPr>
-      <w:r>
-        <w:rPr>
-          <w:rFonts w:ascii="游明朝" w:cs="游明朝" w:eastAsia="游明朝" w:hAnsi="游明朝"/>
-          <w:sz w:val="22"/>
-          <w:szCs w:val="22"/>
-        </w:rPr>
-        <w:t xml:space="preserve">　2　｜　特許請求の範囲</w:t>
-      </w:r>
-    </w:p>
-    <w:p>
-      <w:pPr>
-        <w:spacing w:after="120" w:line="360"/>
-      </w:pPr>
-      <w:r>
-        <w:rPr>
-          <w:rFonts w:ascii="游明朝" w:cs="游明朝" w:eastAsia="游明朝" w:hAnsi="游明朝"/>
-          <w:sz w:val="22"/>
-          <w:szCs w:val="22"/>
-        </w:rPr>
-        <w:t xml:space="preserve">　3　｜　要約書</w:t>
-      </w:r>
-    </w:p>
-    <w:p>
-      <w:pPr>
-        <w:spacing w:after="120" w:line="360"/>
-      </w:pPr>
-      <w:r>
-        <w:rPr>
-          <w:rFonts w:ascii="游明朝" w:cs="游明朝" w:eastAsia="游明朝" w:hAnsi="游明朝"/>
-          <w:sz w:val="22"/>
-          <w:szCs w:val="22"/>
-        </w:rPr>
-        <w:t xml:space="preserve">　4　｜　図面</w:t>
-      </w:r>
+    <w:tbl>
+      <w:tblPr>
+        <w:tblW w:type="pct" w:w="100%"/>
+        <w:tblBorders>
+          <w:top w:val="single" w:color="auto" w:sz="4"/>
+          <w:left w:val="single" w:color="auto" w:sz="4"/>
+          <w:bottom w:val="single" w:color="auto" w:sz="4"/>
+          <w:right w:val="single" w:color="auto" w:sz="4"/>
+          <w:insideH w:val="single" w:color="auto" w:sz="4"/>
+          <w:insideV w:val="single" w:color="auto" w:sz="4"/>
+        </w:tblBorders>
+      </w:tblPr>
+      <w:tblGrid>
+        <w:gridCol w:w="100"/>
+        <w:gridCol w:w="100"/>
+      </w:tblGrid>
+      <w:tr>
+        <w:trPr>
+          <w:tblHeader/>
+        </w:trPr>
+        <w:tc>
+          <w:tcPr>
+            <w:tcBorders>
+              <w:top w:val="single" w:color="000000" w:sz="4"/>
+              <w:left w:val="single" w:color="000000" w:sz="4"/>
+              <w:bottom w:val="single" w:color="000000" w:sz="4"/>
+              <w:right w:val="single" w:color="000000" w:sz="4"/>
+            </w:tcBorders>
+            <w:shd w:fill="EEEEEE"/>
+          </w:tcPr>
+          <w:p>
+            <w:r>
+              <w:rPr>
+                <w:rFonts w:ascii="游明朝" w:cs="游明朝" w:eastAsia="游明朝" w:hAnsi="游明朝"/>
+                <w:b/>
+                <w:bCs/>
+                <w:sz w:val="22"/>
+                <w:szCs w:val="22"/>
+              </w:rPr>
+              <w:t xml:space="preserve">#</w:t>
+            </w:r>
+          </w:p>
+        </w:tc>
+        <w:tc>
+          <w:tcPr>
+            <w:tcBorders>
+              <w:top w:val="single" w:color="000000" w:sz="4"/>
+              <w:left w:val="single" w:color="000000" w:sz="4"/>
+              <w:bottom w:val="single" w:color="000000" w:sz="4"/>
+              <w:right w:val="single" w:color="000000" w:sz="4"/>
+            </w:tcBorders>
+            <w:shd w:fill="EEEEEE"/>
+          </w:tcPr>
+          <w:p>
+            <w:r>
+              <w:rPr>
+                <w:rFonts w:ascii="游明朝" w:cs="游明朝" w:eastAsia="游明朝" w:hAnsi="游明朝"/>
+                <w:b/>
+                <w:bCs/>
+                <w:sz w:val="22"/>
+                <w:szCs w:val="22"/>
+              </w:rPr>
+              <w:t xml:space="preserve">書類名</w:t>
+            </w:r>
+          </w:p>
+        </w:tc>
+      </w:tr>
+      <w:tr>
+        <w:tc>
+          <w:tcPr>
+            <w:tcBorders>
+              <w:top w:val="single" w:color="000000" w:sz="4"/>
+              <w:left w:val="single" w:color="000000" w:sz="4"/>
+              <w:bottom w:val="single" w:color="000000" w:sz="4"/>
+              <w:right w:val="single" w:color="000000" w:sz="4"/>
+            </w:tcBorders>
+          </w:tcPr>
+          <w:p>
+            <w:r>
+              <w:rPr>
+                <w:rFonts w:ascii="游明朝" w:cs="游明朝" w:eastAsia="游明朝" w:hAnsi="游明朝"/>
+                <w:sz w:val="22"/>
+                <w:szCs w:val="22"/>
+              </w:rPr>
+              <w:t xml:space="preserve">1</w:t>
+            </w:r>
+          </w:p>
+        </w:tc>
+        <w:tc>
+          <w:tcPr>
+            <w:tcBorders>
+              <w:top w:val="single" w:color="000000" w:sz="4"/>
+              <w:left w:val="single" w:color="000000" w:sz="4"/>
+              <w:bottom w:val="single" w:color="000000" w:sz="4"/>
+              <w:right w:val="single" w:color="000000" w:sz="4"/>
+            </w:tcBorders>
+          </w:tcPr>
+          <w:p>
+            <w:r>
+              <w:rPr>
+                <w:rFonts w:ascii="游明朝" w:cs="游明朝" w:eastAsia="游明朝" w:hAnsi="游明朝"/>
+                <w:sz w:val="22"/>
+                <w:szCs w:val="22"/>
+              </w:rPr>
+              <w:t xml:space="preserve">明細書</w:t>
+            </w:r>
+          </w:p>
+        </w:tc>
+      </w:tr>
+      <w:tr>
+        <w:tc>
+          <w:tcPr>
+            <w:tcBorders>
+              <w:top w:val="single" w:color="000000" w:sz="4"/>
+              <w:left w:val="single" w:color="000000" w:sz="4"/>
+              <w:bottom w:val="single" w:color="000000" w:sz="4"/>
+              <w:right w:val="single" w:color="000000" w:sz="4"/>
+            </w:tcBorders>
+          </w:tcPr>
+          <w:p>
+            <w:r>
+              <w:rPr>
+                <w:rFonts w:ascii="游明朝" w:cs="游明朝" w:eastAsia="游明朝" w:hAnsi="游明朝"/>
+                <w:sz w:val="22"/>
+                <w:szCs w:val="22"/>
+              </w:rPr>
+              <w:t xml:space="preserve">2</w:t>
+            </w:r>
+          </w:p>
+        </w:tc>
+        <w:tc>
+          <w:tcPr>
+            <w:tcBorders>
+              <w:top w:val="single" w:color="000000" w:sz="4"/>
+              <w:left w:val="single" w:color="000000" w:sz="4"/>
+              <w:bottom w:val="single" w:color="000000" w:sz="4"/>
+              <w:right w:val="single" w:color="000000" w:sz="4"/>
+            </w:tcBorders>
+          </w:tcPr>
+          <w:p>
+            <w:r>
+              <w:rPr>
+                <w:rFonts w:ascii="游明朝" w:cs="游明朝" w:eastAsia="游明朝" w:hAnsi="游明朝"/>
+                <w:sz w:val="22"/>
+                <w:szCs w:val="22"/>
+              </w:rPr>
+              <w:t xml:space="preserve">特許請求の範囲</w:t>
+            </w:r>
+          </w:p>
+        </w:tc>
+      </w:tr>
+      <w:tr>
+        <w:tc>
+          <w:tcPr>
+            <w:tcBorders>
+              <w:top w:val="single" w:color="000000" w:sz="4"/>
+              <w:left w:val="single" w:color="000000" w:sz="4"/>
+              <w:bottom w:val="single" w:color="000000" w:sz="4"/>
+              <w:right w:val="single" w:color="000000" w:sz="4"/>
+            </w:tcBorders>
+          </w:tcPr>
+          <w:p>
+            <w:r>
+              <w:rPr>
+                <w:rFonts w:ascii="游明朝" w:cs="游明朝" w:eastAsia="游明朝" w:hAnsi="游明朝"/>
+                <w:sz w:val="22"/>
+                <w:szCs w:val="22"/>
+              </w:rPr>
+              <w:t xml:space="preserve">3</w:t>
+            </w:r>
+          </w:p>
+        </w:tc>
+        <w:tc>
+          <w:tcPr>
+            <w:tcBorders>
+              <w:top w:val="single" w:color="000000" w:sz="4"/>
+              <w:left w:val="single" w:color="000000" w:sz="4"/>
+              <w:bottom w:val="single" w:color="000000" w:sz="4"/>
+              <w:right w:val="single" w:color="000000" w:sz="4"/>
+            </w:tcBorders>
+          </w:tcPr>
+          <w:p>
+            <w:r>
+              <w:rPr>
+                <w:rFonts w:ascii="游明朝" w:cs="游明朝" w:eastAsia="游明朝" w:hAnsi="游明朝"/>
+                <w:sz w:val="22"/>
+                <w:szCs w:val="22"/>
+              </w:rPr>
+              <w:t xml:space="preserve">要約書</w:t>
+            </w:r>
+          </w:p>
+        </w:tc>
+      </w:tr>
+      <w:tr>
+        <w:tc>
+          <w:tcPr>
+            <w:tcBorders>
+              <w:top w:val="single" w:color="000000" w:sz="4"/>
+              <w:left w:val="single" w:color="000000" w:sz="4"/>
+              <w:bottom w:val="single" w:color="000000" w:sz="4"/>
+              <w:right w:val="single" w:color="000000" w:sz="4"/>
+            </w:tcBorders>
+          </w:tcPr>
+          <w:p>
+            <w:r>
+              <w:rPr>
+                <w:rFonts w:ascii="游明朝" w:cs="游明朝" w:eastAsia="游明朝" w:hAnsi="游明朝"/>
+                <w:sz w:val="22"/>
+                <w:szCs w:val="22"/>
+              </w:rPr>
+              <w:t xml:space="preserve">4</w:t>
+            </w:r>
+          </w:p>
+        </w:tc>
+        <w:tc>
+          <w:tcPr>
+            <w:tcBorders>
+              <w:top w:val="single" w:color="000000" w:sz="4"/>
+              <w:left w:val="single" w:color="000000" w:sz="4"/>
+              <w:bottom w:val="single" w:color="000000" w:sz="4"/>
+              <w:right w:val="single" w:color="000000" w:sz="4"/>
+            </w:tcBorders>
+          </w:tcPr>
+          <w:p>
+            <w:r>
+              <w:rPr>
+                <w:rFonts w:ascii="游明朝" w:cs="游明朝" w:eastAsia="游明朝" w:hAnsi="游明朝"/>
+                <w:sz w:val="22"/>
+                <w:szCs w:val="22"/>
+              </w:rPr>
+              <w:t xml:space="preserve">図面</w:t>
+            </w:r>
+          </w:p>
+        </w:tc>
+      </w:tr>
+    </w:tbl>
+    <w:p>
+      <w:pPr>
+        <w:spacing w:after="120"/>
+      </w:pPr>
     </w:p>
     <w:p>
       <w:pPr>

--- a/docs/patent/word/final/01_特許願.docx
+++ b/docs/patent/word/final/01_特許願.docx
@@ -36,7 +36,7 @@
           <w:sz w:val="22"/>
           <w:szCs w:val="22"/>
         </w:rPr>
-        <w:t xml:space="preserve"> MK-PAT-2026-001</w:t>
+        <w:t xml:space="preserve"> MK26001</w:t>
       </w:r>
     </w:p>
     <w:p>
